--- a/public/resume.docx
+++ b/public/resume.docx
@@ -54,15 +54,7 @@
           <w:sz w:val="16"/>
           <w:szCs w:val="16"/>
         </w:rPr>
-        <w:t xml:space="preserve"> | </w:t>
-      </w:r>
-      <w:r>
-        <w:rPr>
-          <w:rFonts w:ascii="Arial" w:eastAsia="Arial" w:hAnsi="Arial" w:cs="Arial"/>
-          <w:sz w:val="16"/>
-          <w:szCs w:val="16"/>
-        </w:rPr>
-        <w:t>+63 9709 399 526</w:t>
+        <w:t xml:space="preserve"> | +63 9709 399 526</w:t>
       </w:r>
     </w:p>
     <w:p>
@@ -95,6 +87,9 @@
     </w:p>
     <w:p>
       <w:pPr>
+        <w:tabs>
+          <w:tab w:val="center" w:pos="4624"/>
+        </w:tabs>
         <w:spacing w:before="1" w:line="360" w:lineRule="auto"/>
         <w:rPr>
           <w:rFonts w:ascii="Arial" w:eastAsia="Arial" w:hAnsi="Arial" w:cs="Arial"/>
@@ -123,17 +118,44 @@
           <w:t xml:space="preserve"> </w:t>
         </w:r>
       </w:hyperlink>
-      <w:hyperlink r:id="rId7">
+      <w:hyperlink r:id="rId7" w:history="1">
         <w:r>
           <w:rPr>
+            <w:rStyle w:val="Hyperlink"/>
             <w:rFonts w:ascii="Arial" w:eastAsia="Arial" w:hAnsi="Arial" w:cs="Arial"/>
-            <w:color w:val="0070C0"/>
+            <w:color w:val="002060"/>
             <w:sz w:val="16"/>
             <w:szCs w:val="16"/>
+            <w:u w:val="none"/>
           </w:rPr>
-          <w:t>https://justinem1996.github.io/Portfolio/</w:t>
+          <w:t>https://justinem10281996.github.io/</w:t>
+        </w:r>
+        <w:r>
+          <w:rPr>
+            <w:rStyle w:val="Hyperlink"/>
+            <w:rFonts w:ascii="Arial" w:eastAsia="Arial" w:hAnsi="Arial" w:cs="Arial"/>
+            <w:color w:val="002060"/>
+            <w:sz w:val="16"/>
+            <w:szCs w:val="16"/>
+            <w:u w:val="none"/>
+          </w:rPr>
+          <w:t>P</w:t>
+        </w:r>
+        <w:r>
+          <w:rPr>
+            <w:rStyle w:val="Hyperlink"/>
+            <w:rFonts w:ascii="Arial" w:eastAsia="Arial" w:hAnsi="Arial" w:cs="Arial"/>
+            <w:color w:val="002060"/>
+            <w:sz w:val="16"/>
+            <w:szCs w:val="16"/>
+            <w:u w:val="none"/>
+          </w:rPr>
+          <w:t>ortfolio_JM/</w:t>
         </w:r>
       </w:hyperlink>
+      <w:r>
+        <w:tab/>
+      </w:r>
     </w:p>
     <w:p>
       <w:pPr>
@@ -326,7 +348,7 @@
       </w:pPr>
       <w:r>
         <w:pict w14:anchorId="345C6C49">
-          <v:rect id="_x0000_i1035" style="width:0;height:1.5pt" o:hralign="center" o:hrstd="t" o:hr="t" fillcolor="#a0a0a0" stroked="f"/>
+          <v:rect id="_x0000_i1025" style="width:0;height:1.5pt" o:hralign="center" o:hrstd="t" o:hr="t" fillcolor="#a0a0a0" stroked="f"/>
         </w:pict>
       </w:r>
     </w:p>
@@ -363,239 +385,6 @@
     </w:p>
     <w:p>
       <w:pPr>
-        <w:spacing w:before="11" w:line="360" w:lineRule="auto"/>
-        <w:rPr>
-          <w:rFonts w:ascii="Arial" w:eastAsia="Arial" w:hAnsi="Arial" w:cs="Arial"/>
-          <w:b/>
-          <w:bCs/>
-          <w:sz w:val="4"/>
-          <w:szCs w:val="4"/>
-        </w:rPr>
-      </w:pPr>
-      <w:r>
-        <w:rPr>
-          <w:rFonts w:ascii="Arial" w:eastAsia="Arial" w:hAnsi="Arial" w:cs="Arial"/>
-          <w:b/>
-          <w:bCs/>
-          <w:color w:val="366091"/>
-          <w:sz w:val="18"/>
-          <w:szCs w:val="18"/>
-        </w:rPr>
-        <w:t>Junior</w:t>
-      </w:r>
-      <w:r>
-        <w:rPr>
-          <w:rFonts w:ascii="Arial" w:eastAsia="Arial" w:hAnsi="Arial" w:cs="Arial"/>
-          <w:b/>
-          <w:bCs/>
-          <w:color w:val="366091"/>
-          <w:sz w:val="18"/>
-          <w:szCs w:val="18"/>
-        </w:rPr>
-        <w:t xml:space="preserve"> </w:t>
-      </w:r>
-      <w:r>
-        <w:rPr>
-          <w:rFonts w:ascii="Arial" w:eastAsia="Arial" w:hAnsi="Arial" w:cs="Arial"/>
-          <w:b/>
-          <w:bCs/>
-          <w:color w:val="366091"/>
-          <w:sz w:val="18"/>
-          <w:szCs w:val="18"/>
-        </w:rPr>
-        <w:t>Programmer</w:t>
-      </w:r>
-    </w:p>
-    <w:p>
-      <w:pPr>
-        <w:spacing w:before="11" w:line="276" w:lineRule="auto"/>
-        <w:rPr>
-          <w:rFonts w:ascii="Arial" w:eastAsia="Arial" w:hAnsi="Arial" w:cs="Arial"/>
-          <w:color w:val="000000" w:themeColor="text1"/>
-          <w:sz w:val="16"/>
-          <w:szCs w:val="16"/>
-        </w:rPr>
-      </w:pPr>
-      <w:r>
-        <w:rPr>
-          <w:rFonts w:ascii="Arial" w:eastAsia="Arial" w:hAnsi="Arial" w:cs="Arial"/>
-          <w:color w:val="000000" w:themeColor="text1"/>
-          <w:sz w:val="16"/>
-          <w:szCs w:val="16"/>
-        </w:rPr>
-        <w:t xml:space="preserve">Bangalow Proprietary Limited Company </w:t>
-      </w:r>
-    </w:p>
-    <w:p>
-      <w:pPr>
-        <w:spacing w:before="11" w:line="276" w:lineRule="auto"/>
-        <w:rPr>
-          <w:rFonts w:ascii="Arial" w:eastAsia="Arial" w:hAnsi="Arial" w:cs="Arial"/>
-          <w:color w:val="666666"/>
-          <w:sz w:val="16"/>
-          <w:szCs w:val="16"/>
-        </w:rPr>
-      </w:pPr>
-      <w:r>
-        <w:rPr>
-          <w:rFonts w:ascii="Arial" w:eastAsia="Arial" w:hAnsi="Arial" w:cs="Arial"/>
-          <w:color w:val="666666"/>
-          <w:sz w:val="16"/>
-          <w:szCs w:val="16"/>
-        </w:rPr>
-        <w:t xml:space="preserve">Worked on systems supporting international operations for Able Home and Office and Tawamist Proprietary Limited </w:t>
-      </w:r>
-    </w:p>
-    <w:p>
-      <w:pPr>
-        <w:spacing w:before="11" w:line="276" w:lineRule="auto"/>
-        <w:rPr>
-          <w:rFonts w:ascii="Arial" w:eastAsia="Arial" w:hAnsi="Arial" w:cs="Arial"/>
-          <w:color w:val="595959"/>
-          <w:sz w:val="16"/>
-          <w:szCs w:val="16"/>
-        </w:rPr>
-      </w:pPr>
-      <w:r>
-        <w:rPr>
-          <w:rFonts w:ascii="Arial" w:eastAsia="Arial" w:hAnsi="Arial" w:cs="Arial"/>
-          <w:color w:val="666666"/>
-          <w:sz w:val="16"/>
-          <w:szCs w:val="16"/>
-        </w:rPr>
-        <w:t>Philippines, Papua New Guinea, Australia</w:t>
-      </w:r>
-      <w:r>
-        <w:rPr>
-          <w:rFonts w:ascii="Arial" w:eastAsia="Arial" w:hAnsi="Arial" w:cs="Arial"/>
-          <w:color w:val="666666"/>
-          <w:sz w:val="16"/>
-          <w:szCs w:val="16"/>
-        </w:rPr>
-        <w:t xml:space="preserve"> | </w:t>
-      </w:r>
-      <w:r>
-        <w:rPr>
-          <w:rFonts w:ascii="Arial" w:eastAsia="Arial" w:hAnsi="Arial" w:cs="Arial"/>
-          <w:sz w:val="16"/>
-          <w:szCs w:val="16"/>
-        </w:rPr>
-        <w:t>April 2025 to January 2026</w:t>
-      </w:r>
-    </w:p>
-    <w:p>
-      <w:pPr>
-        <w:spacing w:before="11"/>
-        <w:rPr>
-          <w:rFonts w:ascii="Arial" w:eastAsia="Arial" w:hAnsi="Arial" w:cs="Arial"/>
-          <w:sz w:val="16"/>
-          <w:szCs w:val="16"/>
-        </w:rPr>
-      </w:pPr>
-    </w:p>
-    <w:p>
-      <w:pPr>
-        <w:numPr>
-          <w:ilvl w:val="0"/>
-          <w:numId w:val="3"/>
-        </w:numPr>
-        <w:spacing w:before="11" w:line="276" w:lineRule="auto"/>
-        <w:rPr>
-          <w:rFonts w:ascii="Arial" w:eastAsia="Arial" w:hAnsi="Arial" w:cs="Arial"/>
-          <w:sz w:val="16"/>
-          <w:szCs w:val="16"/>
-        </w:rPr>
-      </w:pPr>
-      <w:r>
-        <w:rPr>
-          <w:rFonts w:ascii="Arial" w:eastAsia="Arial" w:hAnsi="Arial" w:cs="Arial"/>
-          <w:sz w:val="16"/>
-          <w:szCs w:val="16"/>
-        </w:rPr>
-        <w:t>Contributed to the development and maintenance of internal and client-facing web applications.</w:t>
-      </w:r>
-    </w:p>
-    <w:p>
-      <w:pPr>
-        <w:numPr>
-          <w:ilvl w:val="0"/>
-          <w:numId w:val="3"/>
-        </w:numPr>
-        <w:spacing w:before="11" w:line="276" w:lineRule="auto"/>
-        <w:rPr>
-          <w:rFonts w:ascii="Arial" w:eastAsia="Arial" w:hAnsi="Arial" w:cs="Arial"/>
-          <w:sz w:val="16"/>
-          <w:szCs w:val="16"/>
-        </w:rPr>
-      </w:pPr>
-      <w:r>
-        <w:rPr>
-          <w:rFonts w:ascii="Arial" w:eastAsia="Arial" w:hAnsi="Arial" w:cs="Arial"/>
-          <w:sz w:val="16"/>
-          <w:szCs w:val="16"/>
-        </w:rPr>
-        <w:t>Assisted in implementing features, fixing bugs, and enhancing system performance.</w:t>
-      </w:r>
-    </w:p>
-    <w:p>
-      <w:pPr>
-        <w:numPr>
-          <w:ilvl w:val="0"/>
-          <w:numId w:val="3"/>
-        </w:numPr>
-        <w:spacing w:before="11" w:line="276" w:lineRule="auto"/>
-        <w:rPr>
-          <w:rFonts w:ascii="Arial" w:eastAsia="Arial" w:hAnsi="Arial" w:cs="Arial"/>
-          <w:sz w:val="16"/>
-          <w:szCs w:val="16"/>
-        </w:rPr>
-      </w:pPr>
-      <w:r>
-        <w:rPr>
-          <w:rFonts w:ascii="Arial" w:eastAsia="Arial" w:hAnsi="Arial" w:cs="Arial"/>
-          <w:sz w:val="16"/>
-          <w:szCs w:val="16"/>
-        </w:rPr>
-        <w:t>Collaborated with senior developers to meet project requirements and deadlines.</w:t>
-      </w:r>
-    </w:p>
-    <w:p>
-      <w:pPr>
-        <w:numPr>
-          <w:ilvl w:val="0"/>
-          <w:numId w:val="3"/>
-        </w:numPr>
-        <w:spacing w:before="11" w:line="276" w:lineRule="auto"/>
-        <w:rPr>
-          <w:rFonts w:ascii="Arial" w:eastAsia="Arial" w:hAnsi="Arial" w:cs="Arial"/>
-          <w:sz w:val="16"/>
-          <w:szCs w:val="16"/>
-        </w:rPr>
-      </w:pPr>
-      <w:r>
-        <w:rPr>
-          <w:rFonts w:ascii="Arial" w:eastAsia="Arial" w:hAnsi="Arial" w:cs="Arial"/>
-          <w:sz w:val="16"/>
-          <w:szCs w:val="16"/>
-        </w:rPr>
-        <w:t>Participated in code reviews and followed best practices for maintainable code.</w:t>
-      </w:r>
-    </w:p>
-    <w:p>
-      <w:pPr>
-        <w:spacing w:before="11" w:line="276" w:lineRule="auto"/>
-        <w:rPr>
-          <w:rFonts w:ascii="Arial" w:eastAsia="Arial" w:hAnsi="Arial" w:cs="Arial"/>
-          <w:b/>
-          <w:bCs/>
-          <w:color w:val="366091"/>
-          <w:sz w:val="18"/>
-          <w:szCs w:val="18"/>
-        </w:rPr>
-      </w:pPr>
-    </w:p>
-    <w:p>
-      <w:pPr>
         <w:spacing w:before="11" w:line="276" w:lineRule="auto"/>
         <w:rPr>
           <w:rFonts w:ascii="Arial" w:eastAsia="Arial" w:hAnsi="Arial" w:cs="Arial"/>
@@ -656,7 +445,7 @@
           <w:sz w:val="16"/>
           <w:szCs w:val="16"/>
         </w:rPr>
-        <w:t>September </w:t>
+        <w:t xml:space="preserve">January </w:t>
       </w:r>
       <w:r>
         <w:rPr>
@@ -672,7 +461,7 @@
           <w:sz w:val="16"/>
           <w:szCs w:val="16"/>
         </w:rPr>
-        <w:t>4</w:t>
+        <w:t>6</w:t>
       </w:r>
       <w:r>
         <w:rPr>
@@ -688,7 +477,15 @@
           <w:sz w:val="16"/>
           <w:szCs w:val="16"/>
         </w:rPr>
-        <w:t>March </w:t>
+        <w:t>June</w:t>
+      </w:r>
+      <w:r>
+        <w:rPr>
+          <w:rFonts w:ascii="Arial" w:eastAsia="Arial" w:hAnsi="Arial" w:cs="Arial"/>
+          <w:sz w:val="16"/>
+          <w:szCs w:val="16"/>
+        </w:rPr>
+        <w:t> </w:t>
       </w:r>
       <w:r>
         <w:rPr>
@@ -704,7 +501,7 @@
           <w:sz w:val="16"/>
           <w:szCs w:val="16"/>
         </w:rPr>
-        <w:t>5</w:t>
+        <w:t>6</w:t>
       </w:r>
     </w:p>
     <w:p>
@@ -744,7 +541,7 @@
           <w:sz w:val="16"/>
           <w:szCs w:val="16"/>
         </w:rPr>
-        <w:t>Developed an HR Management System from scratch for internal business operations.</w:t>
+        <w:t>Developed an Inventory Management System project for internal business operations.</w:t>
       </w:r>
     </w:p>
     <w:p>
@@ -766,7 +563,7 @@
           <w:sz w:val="16"/>
           <w:szCs w:val="16"/>
         </w:rPr>
-        <w:t>Designed and implemented modules including employee records, attendance tracking, and HR workflows.</w:t>
+        <w:t>Designed and implemented inventory tracking and management modules.</w:t>
       </w:r>
     </w:p>
     <w:p>
@@ -788,8 +585,438 @@
           <w:sz w:val="16"/>
           <w:szCs w:val="16"/>
         </w:rPr>
-        <w:t>Built full-stack features using React, TypeScript, Laravel, and MySQL. Developed RESTful APIs and managed version control using Git.</w:t>
-      </w:r>
+        <w:t>Built full-stack features using modern web technologies.</w:t>
+      </w:r>
+    </w:p>
+    <w:p>
+      <w:pPr>
+        <w:spacing w:before="11" w:line="276" w:lineRule="auto"/>
+        <w:ind w:left="720"/>
+        <w:rPr>
+          <w:rFonts w:ascii="Arial" w:eastAsia="Arial" w:hAnsi="Arial" w:cs="Arial"/>
+          <w:sz w:val="16"/>
+          <w:szCs w:val="16"/>
+        </w:rPr>
+      </w:pPr>
+    </w:p>
+    <w:p>
+      <w:pPr>
+        <w:spacing w:before="11" w:line="360" w:lineRule="auto"/>
+        <w:rPr>
+          <w:rFonts w:ascii="Arial" w:eastAsia="Arial" w:hAnsi="Arial" w:cs="Arial"/>
+          <w:b/>
+          <w:bCs/>
+          <w:sz w:val="4"/>
+          <w:szCs w:val="4"/>
+        </w:rPr>
+      </w:pPr>
+      <w:r>
+        <w:rPr>
+          <w:rFonts w:ascii="Arial" w:eastAsia="Arial" w:hAnsi="Arial" w:cs="Arial"/>
+          <w:b/>
+          <w:bCs/>
+          <w:color w:val="366091"/>
+          <w:sz w:val="18"/>
+          <w:szCs w:val="18"/>
+        </w:rPr>
+        <w:t>Junior Programmer</w:t>
+      </w:r>
+    </w:p>
+    <w:p>
+      <w:pPr>
+        <w:spacing w:before="11" w:line="276" w:lineRule="auto"/>
+        <w:rPr>
+          <w:rFonts w:ascii="Arial" w:eastAsia="Arial" w:hAnsi="Arial" w:cs="Arial"/>
+          <w:color w:val="000000" w:themeColor="text1"/>
+          <w:sz w:val="16"/>
+          <w:szCs w:val="16"/>
+        </w:rPr>
+      </w:pPr>
+      <w:r>
+        <w:rPr>
+          <w:rFonts w:ascii="Arial" w:eastAsia="Arial" w:hAnsi="Arial" w:cs="Arial"/>
+          <w:color w:val="000000" w:themeColor="text1"/>
+          <w:sz w:val="16"/>
+          <w:szCs w:val="16"/>
+        </w:rPr>
+        <w:t xml:space="preserve">Bangalow Proprietary Limited Company </w:t>
+      </w:r>
+    </w:p>
+    <w:p>
+      <w:pPr>
+        <w:spacing w:before="11" w:line="276" w:lineRule="auto"/>
+        <w:rPr>
+          <w:rFonts w:ascii="Arial" w:eastAsia="Arial" w:hAnsi="Arial" w:cs="Arial"/>
+          <w:color w:val="666666"/>
+          <w:sz w:val="16"/>
+          <w:szCs w:val="16"/>
+        </w:rPr>
+      </w:pPr>
+      <w:r>
+        <w:rPr>
+          <w:rFonts w:ascii="Arial" w:eastAsia="Arial" w:hAnsi="Arial" w:cs="Arial"/>
+          <w:color w:val="666666"/>
+          <w:sz w:val="16"/>
+          <w:szCs w:val="16"/>
+        </w:rPr>
+        <w:t xml:space="preserve">Worked on systems supporting international operations for Able Home and Office and Tawamist Proprietary Limited </w:t>
+      </w:r>
+    </w:p>
+    <w:p>
+      <w:pPr>
+        <w:spacing w:before="11" w:line="276" w:lineRule="auto"/>
+        <w:rPr>
+          <w:rFonts w:ascii="Arial" w:eastAsia="Arial" w:hAnsi="Arial" w:cs="Arial"/>
+          <w:color w:val="595959"/>
+          <w:sz w:val="16"/>
+          <w:szCs w:val="16"/>
+        </w:rPr>
+      </w:pPr>
+      <w:r>
+        <w:rPr>
+          <w:rFonts w:ascii="Arial" w:eastAsia="Arial" w:hAnsi="Arial" w:cs="Arial"/>
+          <w:color w:val="666666"/>
+          <w:sz w:val="16"/>
+          <w:szCs w:val="16"/>
+        </w:rPr>
+        <w:t>Philippines, Papua New Guinea, Australia</w:t>
+      </w:r>
+      <w:r>
+        <w:rPr>
+          <w:rFonts w:ascii="Arial" w:eastAsia="Arial" w:hAnsi="Arial" w:cs="Arial"/>
+          <w:color w:val="666666"/>
+          <w:sz w:val="16"/>
+          <w:szCs w:val="16"/>
+        </w:rPr>
+        <w:t xml:space="preserve"> | </w:t>
+      </w:r>
+      <w:r>
+        <w:rPr>
+          <w:rFonts w:ascii="Arial" w:eastAsia="Arial" w:hAnsi="Arial" w:cs="Arial"/>
+          <w:sz w:val="16"/>
+          <w:szCs w:val="16"/>
+        </w:rPr>
+        <w:t>April 2025 to January 2026</w:t>
+      </w:r>
+    </w:p>
+    <w:p>
+      <w:pPr>
+        <w:spacing w:before="11"/>
+        <w:rPr>
+          <w:rFonts w:ascii="Arial" w:eastAsia="Arial" w:hAnsi="Arial" w:cs="Arial"/>
+          <w:sz w:val="16"/>
+          <w:szCs w:val="16"/>
+        </w:rPr>
+      </w:pPr>
+    </w:p>
+    <w:p>
+      <w:pPr>
+        <w:numPr>
+          <w:ilvl w:val="0"/>
+          <w:numId w:val="3"/>
+        </w:numPr>
+        <w:spacing w:before="11" w:line="276" w:lineRule="auto"/>
+        <w:rPr>
+          <w:rFonts w:ascii="Arial" w:eastAsia="Arial" w:hAnsi="Arial" w:cs="Arial"/>
+          <w:sz w:val="16"/>
+          <w:szCs w:val="16"/>
+        </w:rPr>
+      </w:pPr>
+      <w:r>
+        <w:rPr>
+          <w:rFonts w:ascii="Arial" w:eastAsia="Arial" w:hAnsi="Arial" w:cs="Arial"/>
+          <w:sz w:val="16"/>
+          <w:szCs w:val="16"/>
+        </w:rPr>
+        <w:t>Contributed to the development and maintenance of internal and client-facing web applications.</w:t>
+      </w:r>
+    </w:p>
+    <w:p>
+      <w:pPr>
+        <w:numPr>
+          <w:ilvl w:val="0"/>
+          <w:numId w:val="3"/>
+        </w:numPr>
+        <w:spacing w:before="11" w:line="276" w:lineRule="auto"/>
+        <w:rPr>
+          <w:rFonts w:ascii="Arial" w:eastAsia="Arial" w:hAnsi="Arial" w:cs="Arial"/>
+          <w:sz w:val="16"/>
+          <w:szCs w:val="16"/>
+        </w:rPr>
+      </w:pPr>
+      <w:r>
+        <w:rPr>
+          <w:rFonts w:ascii="Arial" w:eastAsia="Arial" w:hAnsi="Arial" w:cs="Arial"/>
+          <w:sz w:val="16"/>
+          <w:szCs w:val="16"/>
+        </w:rPr>
+        <w:t>Assisted in implementing features, fixing bugs, and enhancing system performance.</w:t>
+      </w:r>
+    </w:p>
+    <w:p>
+      <w:pPr>
+        <w:numPr>
+          <w:ilvl w:val="0"/>
+          <w:numId w:val="3"/>
+        </w:numPr>
+        <w:spacing w:before="11" w:line="276" w:lineRule="auto"/>
+        <w:rPr>
+          <w:rFonts w:ascii="Arial" w:eastAsia="Arial" w:hAnsi="Arial" w:cs="Arial"/>
+          <w:sz w:val="16"/>
+          <w:szCs w:val="16"/>
+        </w:rPr>
+      </w:pPr>
+      <w:r>
+        <w:rPr>
+          <w:rFonts w:ascii="Arial" w:eastAsia="Arial" w:hAnsi="Arial" w:cs="Arial"/>
+          <w:sz w:val="16"/>
+          <w:szCs w:val="16"/>
+        </w:rPr>
+        <w:t>Collaborated with senior developers to meet project requirements and deadlines.</w:t>
+      </w:r>
+    </w:p>
+    <w:p>
+      <w:pPr>
+        <w:numPr>
+          <w:ilvl w:val="0"/>
+          <w:numId w:val="3"/>
+        </w:numPr>
+        <w:spacing w:before="11" w:line="276" w:lineRule="auto"/>
+        <w:rPr>
+          <w:rFonts w:ascii="Arial" w:eastAsia="Arial" w:hAnsi="Arial" w:cs="Arial"/>
+          <w:sz w:val="16"/>
+          <w:szCs w:val="16"/>
+        </w:rPr>
+      </w:pPr>
+      <w:r>
+        <w:rPr>
+          <w:rFonts w:ascii="Arial" w:eastAsia="Arial" w:hAnsi="Arial" w:cs="Arial"/>
+          <w:sz w:val="16"/>
+          <w:szCs w:val="16"/>
+        </w:rPr>
+        <w:t>Participated in code reviews and followed best practices for maintainable code.</w:t>
+      </w:r>
+    </w:p>
+    <w:p>
+      <w:pPr>
+        <w:spacing w:before="11" w:line="276" w:lineRule="auto"/>
+        <w:rPr>
+          <w:rFonts w:ascii="Arial" w:eastAsia="Arial" w:hAnsi="Arial" w:cs="Arial"/>
+          <w:b/>
+          <w:bCs/>
+          <w:color w:val="366091"/>
+          <w:sz w:val="18"/>
+          <w:szCs w:val="18"/>
+        </w:rPr>
+      </w:pPr>
+    </w:p>
+    <w:p>
+      <w:pPr>
+        <w:spacing w:before="11" w:line="276" w:lineRule="auto"/>
+        <w:rPr>
+          <w:rFonts w:ascii="Arial" w:eastAsia="Arial" w:hAnsi="Arial" w:cs="Arial"/>
+          <w:sz w:val="16"/>
+          <w:szCs w:val="16"/>
+        </w:rPr>
+      </w:pPr>
+      <w:r>
+        <w:rPr>
+          <w:rFonts w:ascii="Arial" w:eastAsia="Arial" w:hAnsi="Arial" w:cs="Arial"/>
+          <w:b/>
+          <w:bCs/>
+          <w:color w:val="366091"/>
+          <w:sz w:val="18"/>
+          <w:szCs w:val="18"/>
+        </w:rPr>
+        <w:t>Contract Web Developer</w:t>
+      </w:r>
+    </w:p>
+    <w:p>
+      <w:pPr>
+        <w:pBdr>
+          <w:top w:val="nil"/>
+          <w:left w:val="nil"/>
+          <w:bottom w:val="nil"/>
+          <w:right w:val="nil"/>
+          <w:between w:val="nil"/>
+        </w:pBdr>
+        <w:spacing w:before="11" w:line="276" w:lineRule="auto"/>
+        <w:rPr>
+          <w:rFonts w:ascii="Arial" w:eastAsia="Arial" w:hAnsi="Arial" w:cs="Arial"/>
+          <w:color w:val="000000"/>
+          <w:sz w:val="16"/>
+          <w:szCs w:val="16"/>
+        </w:rPr>
+      </w:pPr>
+      <w:r>
+        <w:rPr>
+          <w:rFonts w:ascii="Arial" w:eastAsia="Arial" w:hAnsi="Arial" w:cs="Arial"/>
+          <w:color w:val="595959"/>
+          <w:sz w:val="16"/>
+          <w:szCs w:val="16"/>
+        </w:rPr>
+        <w:t>Remote</w:t>
+      </w:r>
+      <w:r>
+        <w:rPr>
+          <w:rFonts w:ascii="Arial" w:eastAsia="Arial" w:hAnsi="Arial" w:cs="Arial"/>
+          <w:color w:val="666666"/>
+          <w:sz w:val="16"/>
+          <w:szCs w:val="16"/>
+        </w:rPr>
+        <w:t xml:space="preserve"> | </w:t>
+      </w:r>
+      <w:r>
+        <w:rPr>
+          <w:rFonts w:ascii="Arial" w:eastAsia="Arial" w:hAnsi="Arial" w:cs="Arial"/>
+          <w:sz w:val="16"/>
+          <w:szCs w:val="16"/>
+        </w:rPr>
+        <w:t>September </w:t>
+      </w:r>
+      <w:r>
+        <w:rPr>
+          <w:rFonts w:ascii="Arial" w:eastAsia="Arial" w:hAnsi="Arial" w:cs="Arial"/>
+          <w:sz w:val="16"/>
+          <w:szCs w:val="16"/>
+        </w:rPr>
+        <w:t>202</w:t>
+      </w:r>
+      <w:r>
+        <w:rPr>
+          <w:rFonts w:ascii="Arial" w:eastAsia="Arial" w:hAnsi="Arial" w:cs="Arial"/>
+          <w:sz w:val="16"/>
+          <w:szCs w:val="16"/>
+        </w:rPr>
+        <w:t>4</w:t>
+      </w:r>
+      <w:r>
+        <w:rPr>
+          <w:rFonts w:ascii="Arial" w:eastAsia="Arial" w:hAnsi="Arial" w:cs="Arial"/>
+          <w:sz w:val="16"/>
+          <w:szCs w:val="16"/>
+        </w:rPr>
+        <w:t xml:space="preserve"> to </w:t>
+      </w:r>
+      <w:r>
+        <w:rPr>
+          <w:rFonts w:ascii="Arial" w:eastAsia="Arial" w:hAnsi="Arial" w:cs="Arial"/>
+          <w:sz w:val="16"/>
+          <w:szCs w:val="16"/>
+        </w:rPr>
+        <w:t>March </w:t>
+      </w:r>
+      <w:r>
+        <w:rPr>
+          <w:rFonts w:ascii="Arial" w:eastAsia="Arial" w:hAnsi="Arial" w:cs="Arial"/>
+          <w:sz w:val="16"/>
+          <w:szCs w:val="16"/>
+        </w:rPr>
+        <w:t>202</w:t>
+      </w:r>
+      <w:r>
+        <w:rPr>
+          <w:rFonts w:ascii="Arial" w:eastAsia="Arial" w:hAnsi="Arial" w:cs="Arial"/>
+          <w:sz w:val="16"/>
+          <w:szCs w:val="16"/>
+        </w:rPr>
+        <w:t>5</w:t>
+      </w:r>
+    </w:p>
+    <w:p>
+      <w:pPr>
+        <w:pBdr>
+          <w:top w:val="nil"/>
+          <w:left w:val="nil"/>
+          <w:bottom w:val="nil"/>
+          <w:right w:val="nil"/>
+          <w:between w:val="nil"/>
+        </w:pBdr>
+        <w:spacing w:before="11"/>
+        <w:rPr>
+          <w:rFonts w:ascii="Arial" w:eastAsia="Arial" w:hAnsi="Arial" w:cs="Arial"/>
+          <w:color w:val="000000"/>
+          <w:sz w:val="16"/>
+          <w:szCs w:val="16"/>
+        </w:rPr>
+      </w:pPr>
+    </w:p>
+    <w:p>
+      <w:pPr>
+        <w:numPr>
+          <w:ilvl w:val="0"/>
+          <w:numId w:val="3"/>
+        </w:numPr>
+        <w:spacing w:before="11" w:line="276" w:lineRule="auto"/>
+        <w:rPr>
+          <w:rFonts w:ascii="Arial" w:eastAsia="Arial" w:hAnsi="Arial" w:cs="Arial"/>
+          <w:sz w:val="16"/>
+          <w:szCs w:val="16"/>
+        </w:rPr>
+      </w:pPr>
+      <w:r>
+        <w:rPr>
+          <w:rFonts w:ascii="Arial" w:eastAsia="Arial" w:hAnsi="Arial" w:cs="Arial"/>
+          <w:sz w:val="16"/>
+          <w:szCs w:val="16"/>
+        </w:rPr>
+        <w:t>Developed an HR Management System from scratch for internal business operations.</w:t>
+      </w:r>
+    </w:p>
+    <w:p>
+      <w:pPr>
+        <w:numPr>
+          <w:ilvl w:val="0"/>
+          <w:numId w:val="3"/>
+        </w:numPr>
+        <w:spacing w:before="11" w:line="276" w:lineRule="auto"/>
+        <w:rPr>
+          <w:rFonts w:ascii="Arial" w:eastAsia="Arial" w:hAnsi="Arial" w:cs="Arial"/>
+          <w:sz w:val="16"/>
+          <w:szCs w:val="16"/>
+        </w:rPr>
+      </w:pPr>
+      <w:r>
+        <w:rPr>
+          <w:rFonts w:ascii="Arial" w:eastAsia="Arial" w:hAnsi="Arial" w:cs="Arial"/>
+          <w:sz w:val="16"/>
+          <w:szCs w:val="16"/>
+        </w:rPr>
+        <w:t>Designed and implemented modules including employee records, attendance tracking, and HR workflows.</w:t>
+      </w:r>
+    </w:p>
+    <w:p>
+      <w:pPr>
+        <w:numPr>
+          <w:ilvl w:val="0"/>
+          <w:numId w:val="3"/>
+        </w:numPr>
+        <w:spacing w:before="11" w:line="276" w:lineRule="auto"/>
+        <w:rPr>
+          <w:rFonts w:ascii="Arial" w:eastAsia="Arial" w:hAnsi="Arial" w:cs="Arial"/>
+          <w:sz w:val="16"/>
+          <w:szCs w:val="16"/>
+        </w:rPr>
+      </w:pPr>
+      <w:r>
+        <w:rPr>
+          <w:rFonts w:ascii="Arial" w:eastAsia="Arial" w:hAnsi="Arial" w:cs="Arial"/>
+          <w:sz w:val="16"/>
+          <w:szCs w:val="16"/>
+        </w:rPr>
+        <w:t>Built full-stack features using modern web technologies.</w:t>
+      </w:r>
+    </w:p>
+    <w:p>
+      <w:pPr>
+        <w:spacing w:before="11" w:line="276" w:lineRule="auto"/>
+        <w:ind w:left="720"/>
+        <w:rPr>
+          <w:rFonts w:ascii="Arial" w:eastAsia="Arial" w:hAnsi="Arial" w:cs="Arial"/>
+          <w:sz w:val="16"/>
+          <w:szCs w:val="16"/>
+        </w:rPr>
+      </w:pPr>
     </w:p>
     <w:p>
       <w:pPr>
@@ -803,23 +1030,6 @@
         <w:spacing w:before="11" w:line="360" w:lineRule="auto"/>
         <w:rPr>
           <w:rFonts w:ascii="Arial" w:eastAsia="Arial" w:hAnsi="Arial" w:cs="Arial"/>
-          <w:sz w:val="16"/>
-          <w:szCs w:val="16"/>
-        </w:rPr>
-      </w:pPr>
-    </w:p>
-    <w:p>
-      <w:pPr>
-        <w:pBdr>
-          <w:top w:val="nil"/>
-          <w:left w:val="nil"/>
-          <w:bottom w:val="nil"/>
-          <w:right w:val="nil"/>
-          <w:between w:val="nil"/>
-        </w:pBdr>
-        <w:spacing w:before="11" w:line="360" w:lineRule="auto"/>
-        <w:rPr>
-          <w:rFonts w:ascii="Arial" w:eastAsia="Arial" w:hAnsi="Arial" w:cs="Arial"/>
           <w:b/>
           <w:bCs/>
           <w:color w:val="000000"/>
@@ -836,18 +1046,7 @@
           <w:sz w:val="18"/>
           <w:szCs w:val="18"/>
         </w:rPr>
-        <w:t>Junior</w:t>
-      </w:r>
-      <w:r>
-        <w:rPr>
-          <w:rFonts w:ascii="Arial" w:eastAsia="Arial" w:hAnsi="Arial" w:cs="Arial"/>
-          <w:b/>
-          <w:bCs/>
-          <w:color w:val="366091"/>
-          <w:sz w:val="18"/>
-          <w:szCs w:val="18"/>
-        </w:rPr>
-        <w:t xml:space="preserve"> Programmer</w:t>
+        <w:t>Junior Programmer</w:t>
       </w:r>
     </w:p>
     <w:p>
@@ -1029,6 +1228,17 @@
     </w:p>
     <w:p>
       <w:pPr>
+        <w:spacing w:before="11" w:line="276" w:lineRule="auto"/>
+        <w:ind w:left="720"/>
+        <w:rPr>
+          <w:rFonts w:ascii="Arial" w:eastAsia="Arial" w:hAnsi="Arial" w:cs="Arial"/>
+          <w:sz w:val="16"/>
+          <w:szCs w:val="16"/>
+        </w:rPr>
+      </w:pPr>
+    </w:p>
+    <w:p>
+      <w:pPr>
         <w:pBdr>
           <w:top w:val="nil"/>
           <w:left w:val="nil"/>
@@ -1041,26 +1251,6 @@
           <w:rFonts w:ascii="Arial" w:eastAsia="Arial" w:hAnsi="Arial" w:cs="Arial"/>
           <w:b/>
           <w:bCs/>
-          <w:color w:val="366091"/>
-          <w:sz w:val="18"/>
-          <w:szCs w:val="18"/>
-        </w:rPr>
-      </w:pPr>
-    </w:p>
-    <w:p>
-      <w:pPr>
-        <w:pBdr>
-          <w:top w:val="nil"/>
-          <w:left w:val="nil"/>
-          <w:bottom w:val="nil"/>
-          <w:right w:val="nil"/>
-          <w:between w:val="nil"/>
-        </w:pBdr>
-        <w:spacing w:line="360" w:lineRule="auto"/>
-        <w:rPr>
-          <w:rFonts w:ascii="Arial" w:eastAsia="Arial" w:hAnsi="Arial" w:cs="Arial"/>
-          <w:b/>
-          <w:bCs/>
           <w:color w:val="1F497D"/>
           <w:sz w:val="4"/>
           <w:szCs w:val="4"/>
@@ -1257,121 +1447,12 @@
           <w:sz w:val="16"/>
           <w:szCs w:val="16"/>
         </w:rPr>
-        <w:t>Ensured system reliability, performance, and code quality.</w:t>
-      </w:r>
-    </w:p>
-    <w:p>
-      <w:pPr>
-        <w:spacing w:before="11"/>
-        <w:ind w:left="720"/>
-        <w:rPr>
-          <w:rFonts w:ascii="Arial" w:eastAsia="Arial" w:hAnsi="Arial" w:cs="Arial"/>
-          <w:sz w:val="16"/>
-          <w:szCs w:val="16"/>
-        </w:rPr>
-      </w:pPr>
-    </w:p>
-    <w:p>
-      <w:pPr>
-        <w:spacing w:before="11"/>
-        <w:ind w:left="720"/>
-        <w:rPr>
-          <w:rFonts w:ascii="Arial" w:eastAsia="Arial" w:hAnsi="Arial" w:cs="Arial"/>
-          <w:sz w:val="16"/>
-          <w:szCs w:val="16"/>
-        </w:rPr>
-      </w:pPr>
-    </w:p>
-    <w:p>
-      <w:pPr>
-        <w:spacing w:before="11"/>
-        <w:ind w:left="720"/>
-        <w:rPr>
-          <w:rFonts w:ascii="Arial" w:eastAsia="Arial" w:hAnsi="Arial" w:cs="Arial"/>
-          <w:sz w:val="16"/>
-          <w:szCs w:val="16"/>
-        </w:rPr>
-      </w:pPr>
-    </w:p>
-    <w:p>
-      <w:pPr>
-        <w:spacing w:before="11"/>
-        <w:ind w:left="720"/>
-        <w:rPr>
-          <w:rFonts w:ascii="Arial" w:eastAsia="Arial" w:hAnsi="Arial" w:cs="Arial"/>
-          <w:sz w:val="16"/>
-          <w:szCs w:val="16"/>
-        </w:rPr>
-      </w:pPr>
-    </w:p>
-    <w:p>
-      <w:pPr>
-        <w:spacing w:before="11"/>
-        <w:ind w:left="720"/>
-        <w:rPr>
-          <w:rFonts w:ascii="Arial" w:eastAsia="Arial" w:hAnsi="Arial" w:cs="Arial"/>
-          <w:sz w:val="16"/>
-          <w:szCs w:val="16"/>
-        </w:rPr>
-      </w:pPr>
-    </w:p>
-    <w:p>
-      <w:pPr>
-        <w:spacing w:before="11"/>
-        <w:ind w:left="720"/>
-        <w:rPr>
-          <w:rFonts w:ascii="Arial" w:eastAsia="Arial" w:hAnsi="Arial" w:cs="Arial"/>
-          <w:sz w:val="16"/>
-          <w:szCs w:val="16"/>
-        </w:rPr>
-      </w:pPr>
-    </w:p>
-    <w:p>
-      <w:pPr>
-        <w:spacing w:before="11"/>
-        <w:ind w:left="720"/>
-        <w:rPr>
-          <w:rFonts w:ascii="Arial" w:eastAsia="Arial" w:hAnsi="Arial" w:cs="Arial"/>
-          <w:sz w:val="16"/>
-          <w:szCs w:val="16"/>
-        </w:rPr>
-      </w:pPr>
-    </w:p>
-    <w:p>
-      <w:pPr>
-        <w:spacing w:before="11"/>
-        <w:ind w:left="720"/>
-        <w:rPr>
-          <w:rFonts w:ascii="Arial" w:eastAsia="Arial" w:hAnsi="Arial" w:cs="Arial"/>
-          <w:sz w:val="16"/>
-          <w:szCs w:val="16"/>
-        </w:rPr>
-      </w:pPr>
-    </w:p>
-    <w:p>
-      <w:pPr>
-        <w:rPr>
-          <w:rFonts w:ascii="Arial" w:eastAsia="Arial" w:hAnsi="Arial" w:cs="Arial"/>
-          <w:b/>
-          <w:bCs/>
-          <w:sz w:val="18"/>
-          <w:szCs w:val="18"/>
-        </w:rPr>
-      </w:pPr>
-    </w:p>
-    <w:p>
-      <w:pPr>
-        <w:rPr>
-          <w:rFonts w:ascii="Arial" w:eastAsia="Arial" w:hAnsi="Arial" w:cs="Arial"/>
-          <w:b/>
-          <w:bCs/>
-          <w:sz w:val="18"/>
-          <w:szCs w:val="18"/>
-        </w:rPr>
-      </w:pPr>
-    </w:p>
-    <w:p>
-      <w:pPr>
+        <w:t>Ensured system reliability, performance, and code quality</w:t>
+      </w:r>
+    </w:p>
+    <w:p>
+      <w:pPr>
+        <w:spacing w:before="11" w:line="276" w:lineRule="auto"/>
         <w:rPr>
           <w:rFonts w:ascii="Arial" w:eastAsia="Arial" w:hAnsi="Arial" w:cs="Arial"/>
           <w:b/>
@@ -1380,6 +1461,16 @@
           <w:szCs w:val="20"/>
         </w:rPr>
       </w:pPr>
+    </w:p>
+    <w:p>
+      <w:pPr>
+        <w:spacing w:before="11" w:line="276" w:lineRule="auto"/>
+        <w:rPr>
+          <w:rFonts w:ascii="Arial" w:eastAsia="Arial" w:hAnsi="Arial" w:cs="Arial"/>
+          <w:sz w:val="16"/>
+          <w:szCs w:val="16"/>
+        </w:rPr>
+      </w:pPr>
       <w:r>
         <w:rPr>
           <w:rFonts w:ascii="Arial" w:eastAsia="Arial" w:hAnsi="Arial" w:cs="Arial"/>
@@ -1388,7 +1479,8 @@
           <w:sz w:val="20"/>
           <w:szCs w:val="20"/>
         </w:rPr>
-        <w:t>Education</w:t>
+        <w:lastRenderedPageBreak/>
+        <w:t>Personal Details</w:t>
       </w:r>
     </w:p>
     <w:p>
@@ -1408,8 +1500,8 @@
         </w:rPr>
       </w:pPr>
       <w:r>
-        <w:pict w14:anchorId="2F40567A">
-          <v:rect id="_x0000_i1032" style="width:0;height:1.5pt" o:hralign="center" o:hrstd="t" o:hr="t" fillcolor="#a0a0a0" stroked="f"/>
+        <w:pict w14:anchorId="44E98094">
+          <v:rect id="_x0000_i1031" style="width:0;height:1.5pt" o:hralign="center" o:hrstd="t" o:hr="t" fillcolor="#a0a0a0" stroked="f"/>
         </w:pict>
       </w:r>
     </w:p>
@@ -1439,14 +1531,91 @@
           <w:right w:val="nil"/>
           <w:between w:val="nil"/>
         </w:pBdr>
-        <w:spacing w:before="10" w:line="360" w:lineRule="auto"/>
+        <w:tabs>
+          <w:tab w:val="left" w:pos="279"/>
+        </w:tabs>
+        <w:spacing w:before="105" w:line="360" w:lineRule="auto"/>
+        <w:rPr>
+          <w:rFonts w:ascii="Arial" w:eastAsia="Arial" w:hAnsi="Arial" w:cs="Arial"/>
+          <w:sz w:val="16"/>
+          <w:szCs w:val="16"/>
+        </w:rPr>
+      </w:pPr>
+      <w:r>
+        <w:rPr>
+          <w:rFonts w:ascii="Arial" w:eastAsia="Arial" w:hAnsi="Arial" w:cs="Arial"/>
+          <w:b/>
+          <w:bCs/>
+          <w:color w:val="1F497D"/>
+          <w:sz w:val="16"/>
+          <w:szCs w:val="16"/>
+        </w:rPr>
+        <w:t>Birthdate</w:t>
+      </w:r>
+      <w:r>
+        <w:rPr>
+          <w:rFonts w:ascii="Arial" w:eastAsia="Arial" w:hAnsi="Arial" w:cs="Arial"/>
+          <w:b/>
+          <w:bCs/>
+          <w:color w:val="1F497D"/>
+          <w:sz w:val="16"/>
+          <w:szCs w:val="16"/>
+        </w:rPr>
+        <w:t>:</w:t>
+      </w:r>
+      <w:r>
+        <w:rPr>
+          <w:rFonts w:ascii="Arial" w:eastAsia="Arial" w:hAnsi="Arial" w:cs="Arial"/>
+          <w:sz w:val="16"/>
+          <w:szCs w:val="16"/>
+        </w:rPr>
+        <w:t xml:space="preserve"> </w:t>
+      </w:r>
+      <w:r>
+        <w:rPr>
+          <w:rFonts w:ascii="Arial" w:eastAsia="Arial" w:hAnsi="Arial" w:cs="Arial"/>
+          <w:sz w:val="16"/>
+          <w:szCs w:val="16"/>
+        </w:rPr>
+        <w:tab/>
+      </w:r>
+      <w:r>
+        <w:rPr>
+          <w:rFonts w:ascii="Arial" w:eastAsia="Arial" w:hAnsi="Arial" w:cs="Arial"/>
+          <w:sz w:val="16"/>
+          <w:szCs w:val="16"/>
+        </w:rPr>
+        <w:t>October 28, 1996</w:t>
+      </w:r>
+      <w:r>
+        <w:rPr>
+          <w:rFonts w:ascii="Arial" w:eastAsia="Arial" w:hAnsi="Arial" w:cs="Arial"/>
+          <w:sz w:val="16"/>
+          <w:szCs w:val="16"/>
+        </w:rPr>
+        <w:t xml:space="preserve"> </w:t>
+      </w:r>
+    </w:p>
+    <w:p>
+      <w:pPr>
+        <w:pBdr>
+          <w:top w:val="nil"/>
+          <w:left w:val="nil"/>
+          <w:bottom w:val="nil"/>
+          <w:right w:val="nil"/>
+          <w:between w:val="nil"/>
+        </w:pBdr>
+        <w:tabs>
+          <w:tab w:val="left" w:pos="279"/>
+        </w:tabs>
+        <w:spacing w:line="360" w:lineRule="auto"/>
         <w:rPr>
           <w:rFonts w:ascii="Arial" w:eastAsia="Arial" w:hAnsi="Arial" w:cs="Arial"/>
           <w:b/>
           <w:bCs/>
           <w:color w:val="366091"/>
-          <w:sz w:val="18"/>
-          <w:szCs w:val="18"/>
+          <w:sz w:val="16"/>
+          <w:szCs w:val="16"/>
         </w:rPr>
       </w:pPr>
       <w:r>
@@ -1455,10 +1624,309 @@
           <w:b/>
           <w:bCs/>
           <w:color w:val="366091"/>
-          <w:sz w:val="18"/>
-          <w:szCs w:val="18"/>
-        </w:rPr>
-        <w:t>Bachelor of Science in Information System</w:t>
+          <w:sz w:val="16"/>
+          <w:szCs w:val="16"/>
+        </w:rPr>
+        <w:t>Age</w:t>
+      </w:r>
+      <w:r>
+        <w:rPr>
+          <w:rFonts w:ascii="Arial" w:eastAsia="Arial" w:hAnsi="Arial" w:cs="Arial"/>
+          <w:b/>
+          <w:bCs/>
+          <w:color w:val="366091"/>
+          <w:sz w:val="16"/>
+          <w:szCs w:val="16"/>
+        </w:rPr>
+        <w:t xml:space="preserve">: </w:t>
+      </w:r>
+      <w:r>
+        <w:rPr>
+          <w:rFonts w:ascii="Arial" w:eastAsia="Arial" w:hAnsi="Arial" w:cs="Arial"/>
+          <w:b/>
+          <w:bCs/>
+          <w:color w:val="366091"/>
+          <w:sz w:val="16"/>
+          <w:szCs w:val="16"/>
+        </w:rPr>
+        <w:tab/>
+      </w:r>
+      <w:r>
+        <w:rPr>
+          <w:rFonts w:ascii="Arial" w:eastAsia="Arial" w:hAnsi="Arial" w:cs="Arial"/>
+          <w:b/>
+          <w:bCs/>
+          <w:color w:val="366091"/>
+          <w:sz w:val="16"/>
+          <w:szCs w:val="16"/>
+        </w:rPr>
+        <w:tab/>
+      </w:r>
+      <w:r>
+        <w:rPr>
+          <w:rFonts w:ascii="Arial" w:eastAsia="Arial" w:hAnsi="Arial" w:cs="Arial"/>
+          <w:sz w:val="16"/>
+          <w:szCs w:val="16"/>
+        </w:rPr>
+        <w:t>29 years old</w:t>
+      </w:r>
+    </w:p>
+    <w:p>
+      <w:pPr>
+        <w:pBdr>
+          <w:top w:val="nil"/>
+          <w:left w:val="nil"/>
+          <w:bottom w:val="nil"/>
+          <w:right w:val="nil"/>
+          <w:between w:val="nil"/>
+        </w:pBdr>
+        <w:tabs>
+          <w:tab w:val="left" w:pos="279"/>
+        </w:tabs>
+        <w:spacing w:line="360" w:lineRule="auto"/>
+        <w:rPr>
+          <w:rFonts w:ascii="Arial" w:eastAsia="Arial" w:hAnsi="Arial" w:cs="Arial"/>
+          <w:sz w:val="16"/>
+          <w:szCs w:val="16"/>
+        </w:rPr>
+      </w:pPr>
+      <w:r>
+        <w:rPr>
+          <w:rFonts w:ascii="Arial" w:eastAsia="Arial" w:hAnsi="Arial" w:cs="Arial"/>
+          <w:b/>
+          <w:bCs/>
+          <w:color w:val="1F497D"/>
+          <w:sz w:val="16"/>
+          <w:szCs w:val="16"/>
+        </w:rPr>
+        <w:t>Citizenship</w:t>
+      </w:r>
+      <w:r>
+        <w:rPr>
+          <w:rFonts w:ascii="Arial" w:eastAsia="Arial" w:hAnsi="Arial" w:cs="Arial"/>
+          <w:b/>
+          <w:bCs/>
+          <w:sz w:val="16"/>
+          <w:szCs w:val="16"/>
+        </w:rPr>
+        <w:t>:</w:t>
+      </w:r>
+      <w:r>
+        <w:rPr>
+          <w:rFonts w:ascii="Arial" w:eastAsia="Arial" w:hAnsi="Arial" w:cs="Arial"/>
+          <w:sz w:val="16"/>
+          <w:szCs w:val="16"/>
+        </w:rPr>
+        <w:t xml:space="preserve"> </w:t>
+      </w:r>
+      <w:r>
+        <w:rPr>
+          <w:rFonts w:ascii="Arial" w:eastAsia="Arial" w:hAnsi="Arial" w:cs="Arial"/>
+          <w:sz w:val="16"/>
+          <w:szCs w:val="16"/>
+        </w:rPr>
+        <w:tab/>
+      </w:r>
+      <w:r>
+        <w:rPr>
+          <w:rFonts w:ascii="Arial" w:eastAsia="Arial" w:hAnsi="Arial" w:cs="Arial"/>
+          <w:sz w:val="16"/>
+          <w:szCs w:val="16"/>
+        </w:rPr>
+        <w:t>Filipino</w:t>
+      </w:r>
+    </w:p>
+    <w:p>
+      <w:pPr>
+        <w:pBdr>
+          <w:top w:val="nil"/>
+          <w:left w:val="nil"/>
+          <w:bottom w:val="nil"/>
+          <w:right w:val="nil"/>
+          <w:between w:val="nil"/>
+        </w:pBdr>
+        <w:tabs>
+          <w:tab w:val="left" w:pos="279"/>
+        </w:tabs>
+        <w:spacing w:line="360" w:lineRule="auto"/>
+        <w:rPr>
+          <w:rFonts w:ascii="Arial" w:eastAsia="Arial" w:hAnsi="Arial" w:cs="Arial"/>
+          <w:sz w:val="16"/>
+          <w:szCs w:val="16"/>
+        </w:rPr>
+      </w:pPr>
+      <w:r>
+        <w:rPr>
+          <w:rFonts w:ascii="Arial" w:eastAsia="Arial" w:hAnsi="Arial" w:cs="Arial"/>
+          <w:b/>
+          <w:bCs/>
+          <w:color w:val="1F497D"/>
+          <w:sz w:val="16"/>
+          <w:szCs w:val="16"/>
+        </w:rPr>
+        <w:t>Civil Status</w:t>
+      </w:r>
+      <w:r>
+        <w:rPr>
+          <w:rFonts w:ascii="Arial" w:eastAsia="Arial" w:hAnsi="Arial" w:cs="Arial"/>
+          <w:b/>
+          <w:bCs/>
+          <w:color w:val="1F497D"/>
+          <w:sz w:val="16"/>
+          <w:szCs w:val="16"/>
+        </w:rPr>
+        <w:t>:</w:t>
+      </w:r>
+      <w:r>
+        <w:rPr>
+          <w:rFonts w:ascii="Arial" w:eastAsia="Arial" w:hAnsi="Arial" w:cs="Arial"/>
+          <w:color w:val="1F497D"/>
+          <w:sz w:val="16"/>
+          <w:szCs w:val="16"/>
+        </w:rPr>
+        <w:t xml:space="preserve"> </w:t>
+      </w:r>
+      <w:r>
+        <w:rPr>
+          <w:rFonts w:ascii="Arial" w:eastAsia="Arial" w:hAnsi="Arial" w:cs="Arial"/>
+          <w:color w:val="1F497D"/>
+          <w:sz w:val="16"/>
+          <w:szCs w:val="16"/>
+        </w:rPr>
+        <w:tab/>
+      </w:r>
+      <w:r>
+        <w:rPr>
+          <w:rFonts w:ascii="Arial" w:eastAsia="Arial" w:hAnsi="Arial" w:cs="Arial"/>
+          <w:sz w:val="16"/>
+          <w:szCs w:val="16"/>
+        </w:rPr>
+        <w:t>Single</w:t>
+      </w:r>
+    </w:p>
+    <w:p>
+      <w:pPr>
+        <w:pBdr>
+          <w:top w:val="nil"/>
+          <w:left w:val="nil"/>
+          <w:bottom w:val="nil"/>
+          <w:right w:val="nil"/>
+          <w:between w:val="nil"/>
+        </w:pBdr>
+        <w:tabs>
+          <w:tab w:val="left" w:pos="279"/>
+        </w:tabs>
+        <w:spacing w:line="360" w:lineRule="auto"/>
+        <w:rPr>
+          <w:rFonts w:ascii="Arial" w:eastAsia="Arial" w:hAnsi="Arial" w:cs="Arial"/>
+          <w:sz w:val="16"/>
+          <w:szCs w:val="16"/>
+        </w:rPr>
+      </w:pPr>
+      <w:r>
+        <w:rPr>
+          <w:rFonts w:ascii="Arial" w:eastAsia="Arial" w:hAnsi="Arial" w:cs="Arial"/>
+          <w:b/>
+          <w:bCs/>
+          <w:color w:val="1F497D"/>
+          <w:sz w:val="16"/>
+          <w:szCs w:val="16"/>
+        </w:rPr>
+        <w:t>Address</w:t>
+      </w:r>
+      <w:r>
+        <w:rPr>
+          <w:rFonts w:ascii="Arial" w:eastAsia="Arial" w:hAnsi="Arial" w:cs="Arial"/>
+          <w:b/>
+          <w:bCs/>
+          <w:color w:val="1F497D"/>
+          <w:sz w:val="16"/>
+          <w:szCs w:val="16"/>
+        </w:rPr>
+        <w:t>:</w:t>
+      </w:r>
+      <w:r>
+        <w:rPr>
+          <w:rFonts w:ascii="Arial" w:eastAsia="Arial" w:hAnsi="Arial" w:cs="Arial"/>
+          <w:sz w:val="16"/>
+          <w:szCs w:val="16"/>
+        </w:rPr>
+        <w:t xml:space="preserve"> </w:t>
+      </w:r>
+      <w:r>
+        <w:rPr>
+          <w:rFonts w:ascii="Arial" w:eastAsia="Arial" w:hAnsi="Arial" w:cs="Arial"/>
+          <w:sz w:val="16"/>
+          <w:szCs w:val="16"/>
+        </w:rPr>
+        <w:tab/>
+      </w:r>
+      <w:r>
+        <w:rPr>
+          <w:rFonts w:ascii="Arial" w:eastAsia="Arial" w:hAnsi="Arial" w:cs="Arial"/>
+          <w:sz w:val="16"/>
+          <w:szCs w:val="16"/>
+        </w:rPr>
+        <w:t xml:space="preserve">Blk 6 Lot 34 </w:t>
+      </w:r>
+      <w:r>
+        <w:rPr>
+          <w:rFonts w:ascii="Arial" w:eastAsia="Arial" w:hAnsi="Arial" w:cs="Arial"/>
+          <w:sz w:val="16"/>
+          <w:szCs w:val="16"/>
+        </w:rPr>
+        <w:t>Northville</w:t>
+      </w:r>
+      <w:r>
+        <w:rPr>
+          <w:rFonts w:ascii="Arial" w:eastAsia="Arial" w:hAnsi="Arial" w:cs="Arial"/>
+          <w:sz w:val="16"/>
+          <w:szCs w:val="16"/>
+        </w:rPr>
+        <w:t xml:space="preserve"> 8, Bangkal, City of Malolos, Bulacan</w:t>
+      </w:r>
+    </w:p>
+    <w:p>
+      <w:pPr>
+        <w:rPr>
+          <w:rFonts w:ascii="Arial" w:eastAsia="Arial" w:hAnsi="Arial" w:cs="Arial"/>
+          <w:b/>
+          <w:bCs/>
+          <w:sz w:val="20"/>
+          <w:szCs w:val="20"/>
+        </w:rPr>
+      </w:pPr>
+    </w:p>
+    <w:p>
+      <w:pPr>
+        <w:rPr>
+          <w:rFonts w:ascii="Arial" w:eastAsia="Arial" w:hAnsi="Arial" w:cs="Arial"/>
+          <w:b/>
+          <w:bCs/>
+          <w:sz w:val="20"/>
+          <w:szCs w:val="20"/>
+        </w:rPr>
+      </w:pPr>
+    </w:p>
+    <w:p>
+      <w:pPr>
+        <w:rPr>
+          <w:rFonts w:ascii="Arial" w:eastAsia="Arial" w:hAnsi="Arial" w:cs="Arial"/>
+          <w:b/>
+          <w:bCs/>
+          <w:sz w:val="20"/>
+          <w:szCs w:val="20"/>
+        </w:rPr>
+      </w:pPr>
+      <w:r>
+        <w:rPr>
+          <w:rFonts w:ascii="Arial" w:eastAsia="Arial" w:hAnsi="Arial" w:cs="Arial"/>
+          <w:b/>
+          <w:bCs/>
+          <w:sz w:val="20"/>
+          <w:szCs w:val="20"/>
+        </w:rPr>
+        <w:t>Education</w:t>
       </w:r>
     </w:p>
     <w:p>
@@ -1473,19 +1941,14 @@
         <w:spacing w:before="10"/>
         <w:rPr>
           <w:rFonts w:ascii="Arial" w:eastAsia="Arial" w:hAnsi="Arial" w:cs="Arial"/>
-          <w:color w:val="000000"/>
-          <w:sz w:val="16"/>
-          <w:szCs w:val="16"/>
-        </w:rPr>
-      </w:pPr>
-      <w:r>
-        <w:rPr>
-          <w:rFonts w:ascii="Arial" w:eastAsia="Arial" w:hAnsi="Arial" w:cs="Arial"/>
-          <w:color w:val="000000"/>
-          <w:sz w:val="16"/>
-          <w:szCs w:val="16"/>
-        </w:rPr>
-        <w:t>Bulacan Polytechnic College</w:t>
+          <w:sz w:val="18"/>
+          <w:szCs w:val="18"/>
+        </w:rPr>
+      </w:pPr>
+      <w:r>
+        <w:pict w14:anchorId="2F40567A">
+          <v:rect id="_x0000_i1026" style="width:0;height:1.5pt" o:hralign="center" o:hrstd="t" o:hr="t" fillcolor="#a0a0a0" stroked="f"/>
+        </w:pict>
       </w:r>
     </w:p>
     <w:p>
@@ -1500,60 +1963,135 @@
         <w:spacing w:before="10"/>
         <w:rPr>
           <w:rFonts w:ascii="Arial" w:eastAsia="Arial" w:hAnsi="Arial" w:cs="Arial"/>
-          <w:color w:val="000000"/>
-          <w:sz w:val="16"/>
-          <w:szCs w:val="16"/>
-        </w:rPr>
-      </w:pPr>
-      <w:r>
-        <w:rPr>
-          <w:rFonts w:ascii="Arial" w:eastAsia="Arial" w:hAnsi="Arial" w:cs="Arial"/>
-          <w:color w:val="666666"/>
-          <w:sz w:val="16"/>
-          <w:szCs w:val="16"/>
-        </w:rPr>
-        <w:t>Bulihan City of Malolos, Bulacan</w:t>
-      </w:r>
-      <w:r>
-        <w:rPr>
-          <w:rFonts w:ascii="Arial" w:eastAsia="Arial" w:hAnsi="Arial" w:cs="Arial"/>
-          <w:color w:val="000000"/>
-          <w:sz w:val="16"/>
-          <w:szCs w:val="16"/>
-        </w:rPr>
-        <w:t xml:space="preserve"> | </w:t>
-      </w:r>
-      <w:r>
-        <w:rPr>
-          <w:rFonts w:ascii="Arial" w:eastAsia="Arial" w:hAnsi="Arial" w:cs="Arial"/>
-          <w:sz w:val="16"/>
-          <w:szCs w:val="16"/>
-        </w:rPr>
-        <w:t>July 2017 to August 2021</w:t>
-      </w:r>
-    </w:p>
-    <w:p>
-      <w:pPr>
-        <w:spacing w:before="10"/>
-        <w:rPr>
-          <w:rFonts w:ascii="Arial" w:eastAsia="Arial" w:hAnsi="Arial" w:cs="Arial"/>
-          <w:b/>
-          <w:bCs/>
+          <w:sz w:val="10"/>
+          <w:szCs w:val="10"/>
+        </w:rPr>
+      </w:pPr>
+    </w:p>
+    <w:p>
+      <w:pPr>
+        <w:pBdr>
+          <w:top w:val="nil"/>
+          <w:left w:val="nil"/>
+          <w:bottom w:val="nil"/>
+          <w:right w:val="nil"/>
+          <w:between w:val="nil"/>
+        </w:pBdr>
+        <w:spacing w:before="10" w:line="360" w:lineRule="auto"/>
+        <w:rPr>
+          <w:rFonts w:ascii="Arial" w:eastAsia="Arial" w:hAnsi="Arial" w:cs="Arial"/>
+          <w:b/>
+          <w:bCs/>
+          <w:color w:val="366091"/>
           <w:sz w:val="18"/>
           <w:szCs w:val="18"/>
         </w:rPr>
       </w:pPr>
-    </w:p>
-    <w:p>
-      <w:pPr>
-        <w:spacing w:before="10"/>
-        <w:rPr>
-          <w:rFonts w:ascii="Arial" w:eastAsia="Arial" w:hAnsi="Arial" w:cs="Arial"/>
-          <w:b/>
-          <w:bCs/>
+      <w:r>
+        <w:rPr>
+          <w:rFonts w:ascii="Arial" w:eastAsia="Arial" w:hAnsi="Arial" w:cs="Arial"/>
+          <w:b/>
+          <w:bCs/>
+          <w:color w:val="366091"/>
           <w:sz w:val="18"/>
           <w:szCs w:val="18"/>
         </w:rPr>
+        <w:t>Bachelor of Science in Information System</w:t>
+      </w:r>
+    </w:p>
+    <w:p>
+      <w:pPr>
+        <w:pBdr>
+          <w:top w:val="nil"/>
+          <w:left w:val="nil"/>
+          <w:bottom w:val="nil"/>
+          <w:right w:val="nil"/>
+          <w:between w:val="nil"/>
+        </w:pBdr>
+        <w:spacing w:before="10"/>
+        <w:rPr>
+          <w:rFonts w:ascii="Arial" w:eastAsia="Arial" w:hAnsi="Arial" w:cs="Arial"/>
+          <w:color w:val="000000"/>
+          <w:sz w:val="16"/>
+          <w:szCs w:val="16"/>
+        </w:rPr>
+      </w:pPr>
+      <w:r>
+        <w:rPr>
+          <w:rFonts w:ascii="Arial" w:eastAsia="Arial" w:hAnsi="Arial" w:cs="Arial"/>
+          <w:color w:val="000000"/>
+          <w:sz w:val="16"/>
+          <w:szCs w:val="16"/>
+        </w:rPr>
+        <w:t>Bulacan Polytechnic College</w:t>
+      </w:r>
+    </w:p>
+    <w:p>
+      <w:pPr>
+        <w:pBdr>
+          <w:top w:val="nil"/>
+          <w:left w:val="nil"/>
+          <w:bottom w:val="nil"/>
+          <w:right w:val="nil"/>
+          <w:between w:val="nil"/>
+        </w:pBdr>
+        <w:spacing w:before="10"/>
+        <w:rPr>
+          <w:rFonts w:ascii="Arial" w:eastAsia="Arial" w:hAnsi="Arial" w:cs="Arial"/>
+          <w:color w:val="000000"/>
+          <w:sz w:val="16"/>
+          <w:szCs w:val="16"/>
+        </w:rPr>
+      </w:pPr>
+      <w:r>
+        <w:rPr>
+          <w:rFonts w:ascii="Arial" w:eastAsia="Arial" w:hAnsi="Arial" w:cs="Arial"/>
+          <w:color w:val="666666"/>
+          <w:sz w:val="16"/>
+          <w:szCs w:val="16"/>
+        </w:rPr>
+        <w:t>Bulihan City of Malolos, Bulacan</w:t>
+      </w:r>
+      <w:r>
+        <w:rPr>
+          <w:rFonts w:ascii="Arial" w:eastAsia="Arial" w:hAnsi="Arial" w:cs="Arial"/>
+          <w:color w:val="000000"/>
+          <w:sz w:val="16"/>
+          <w:szCs w:val="16"/>
+        </w:rPr>
+        <w:t xml:space="preserve"> | </w:t>
+      </w:r>
+      <w:r>
+        <w:rPr>
+          <w:rFonts w:ascii="Arial" w:eastAsia="Arial" w:hAnsi="Arial" w:cs="Arial"/>
+          <w:sz w:val="16"/>
+          <w:szCs w:val="16"/>
+        </w:rPr>
+        <w:t>July 2017 to August 2021</w:t>
+      </w:r>
+    </w:p>
+    <w:p>
+      <w:pPr>
+        <w:spacing w:before="10"/>
+        <w:rPr>
+          <w:rFonts w:ascii="Arial" w:eastAsia="Arial" w:hAnsi="Arial" w:cs="Arial"/>
+          <w:b/>
+          <w:bCs/>
+          <w:sz w:val="18"/>
+          <w:szCs w:val="18"/>
+        </w:rPr>
+      </w:pPr>
+    </w:p>
+    <w:p>
+      <w:pPr>
+        <w:spacing w:before="10"/>
+        <w:rPr>
+          <w:rFonts w:ascii="Arial" w:eastAsia="Arial" w:hAnsi="Arial" w:cs="Arial"/>
+          <w:b/>
+          <w:bCs/>
+          <w:sz w:val="18"/>
+          <w:szCs w:val="18"/>
+        </w:rPr>
       </w:pPr>
     </w:p>
     <w:p>
@@ -1591,7 +2129,7 @@
       </w:pPr>
       <w:r>
         <w:pict w14:anchorId="58B2FDD1">
-          <v:rect id="_x0000_i1028" style="width:0;height:1.5pt" o:hralign="center" o:hrstd="t" o:hr="t" fillcolor="#a0a0a0" stroked="f"/>
+          <v:rect id="_x0000_i1027" style="width:0;height:1.5pt" o:hralign="center" o:hrstd="t" o:hr="t" fillcolor="#a0a0a0" stroked="f"/>
         </w:pict>
       </w:r>
     </w:p>
@@ -1969,7 +2507,7 @@
       </w:pPr>
       <w:r>
         <w:pict w14:anchorId="65C017D6">
-          <v:rect id="_x0000_i1029" style="width:0;height:1.5pt" o:hralign="center" o:hrstd="t" o:hr="t" fillcolor="#a0a0a0" stroked="f"/>
+          <v:rect id="_x0000_i1028" style="width:0;height:1.5pt" o:hralign="center" o:hrstd="t" o:hr="t" fillcolor="#a0a0a0" stroked="f"/>
         </w:pict>
       </w:r>
     </w:p>
@@ -2233,18 +2771,7 @@
           <w:sz w:val="16"/>
           <w:szCs w:val="16"/>
         </w:rPr>
-        <w:t>S</w:t>
-      </w:r>
-      <w:r>
-        <w:rPr>
-          <w:rFonts w:ascii="Arial" w:eastAsia="Arial" w:hAnsi="Arial" w:cs="Arial"/>
-          <w:b/>
-          <w:bCs/>
-          <w:color w:val="366091"/>
-          <w:sz w:val="16"/>
-          <w:szCs w:val="16"/>
-        </w:rPr>
-        <w:t>enior Software Specialist</w:t>
+        <w:t>Senior Software Specialist</w:t>
       </w:r>
     </w:p>
     <w:p>
@@ -2297,15 +2824,7 @@
           <w:sz w:val="16"/>
           <w:szCs w:val="16"/>
         </w:rPr>
-        <w:t xml:space="preserve">+63 </w:t>
-      </w:r>
-      <w:r>
-        <w:rPr>
-          <w:rFonts w:ascii="Arial" w:eastAsia="Arial" w:hAnsi="Arial" w:cs="Arial"/>
-          <w:sz w:val="16"/>
-          <w:szCs w:val="16"/>
-        </w:rPr>
-        <w:t>993 332 7088</w:t>
+        <w:t>+63 993 332 7088</w:t>
       </w:r>
     </w:p>
     <w:sectPr>
@@ -3891,6 +4410,7 @@
   <w:style w:type="character" w:default="1" w:styleId="DefaultParagraphFont">
     <w:name w:val="Default Paragraph Font"/>
     <w:uiPriority w:val="1"/>
+    <w:semiHidden/>
     <w:unhideWhenUsed/>
   </w:style>
   <w:style w:type="table" w:default="1" w:styleId="TableNormal">
